--- a/summary_pushback_location.docx
+++ b/summary_pushback_location.docx
@@ -451,7 +451,7 @@
                 <w:szCs w:val="22"/>
                 <w:color w:val="000000"/>
               </w:rPr>
-              <w:t xml:space="preserve">162</w:t>
+              <w:t xml:space="preserve">161</w:t>
             </w:r>
           </w:p>
         </w:tc>
@@ -504,7 +504,7 @@
                 <w:szCs w:val="22"/>
                 <w:color w:val="000000"/>
               </w:rPr>
-              <w:t xml:space="preserve">19.4</w:t>
+              <w:t xml:space="preserve">19.3</w:t>
             </w:r>
           </w:p>
         </w:tc>
